--- a/testakten/statusfeststellung-drv-musikschule-gf-freelancer-klingenhain/18-risikorechnung-und-szenarien.docx
+++ b/testakten/statusfeststellung-drv-musikschule-gf-freelancer-klingenhain/18-risikorechnung-und-szenarien.docx
@@ -86,7 +86,7 @@
         <w:jc w:val="left"/>
       </w:pPr>
       <w:r>
-        <w:t>§ 266a StGB darf nicht dramatisiert, aber auch nicht ausgeblendet werden. Bei Kenntnis von Beschäftigung und Nichtabführung wird es heikel. Ab sofort müssen Zahlungen, Umstellungen und Kommunikation kontrolliert erfolgen.</w:t>
+        <w:t>Paragraf 266a StGB darf nicht dramatisiert, aber auch nicht ausgeblendet werden. Bei Kenntnis von Beschäftigung und Nichtabführung wird es heikel. Ab sofort müssen Zahlungen, Umstellungen und Kommunikation kontrolliert erfolgen.</w:t>
       </w:r>
     </w:p>
     <w:sectPr>
